--- a/Test-Record/Test-Record.docx
+++ b/Test-Record/Test-Record.docx
@@ -173,31 +173,7 @@
         </w:numPr>
       </w:pPr>
       <w:r>
-        <w:t xml:space="preserve">To test the responsiveness, I opened the site in Fire Fox Browser. When setting responsive view to </w:t>
-      </w:r>
-      <w:r>
-        <w:t>768</w:t>
-      </w:r>
-      <w:r>
-        <w:t xml:space="preserve">, I expected the navigation </w:t>
-      </w:r>
-      <w:r>
-        <w:t xml:space="preserve">to move horizontally in a row, </w:t>
-      </w:r>
-      <w:r>
-        <w:t xml:space="preserve">cards to </w:t>
-      </w:r>
-      <w:r>
-        <w:t>auto-fit when space was available to be moved on the same row</w:t>
-      </w:r>
-      <w:r>
-        <w:t xml:space="preserve">, all elements scale </w:t>
-      </w:r>
-      <w:r>
-        <w:t>up to fit the viewport,</w:t>
-      </w:r>
-      <w:r>
-        <w:t xml:space="preserve"> and there to be no overflow. I observed that the viewport met all expectations. No revision was necessary.</w:t>
+        <w:t>To test the responsiveness, I opened the site in Fire Fox Browser. When setting responsive view to 768, I expected the navigation to move horizontally in a row, cards to auto-fit when space was available to be moved on the same row, all elements scale up to fit the viewport, and there to be no overflow. I observed that the viewport met all expectations. No revision was necessary.</w:t>
       </w:r>
       <w:r>
         <w:rPr>
@@ -319,25 +295,7 @@
         </w:numPr>
       </w:pPr>
       <w:r>
-        <w:t xml:space="preserve">To test the responsiveness, I opened the site in Fire Fox Browser. When setting responsive view to </w:t>
-      </w:r>
-      <w:r>
-        <w:t>1280,</w:t>
-      </w:r>
-      <w:r>
-        <w:t xml:space="preserve"> I expected the navigation to </w:t>
-      </w:r>
-      <w:r>
-        <w:t>remain centered</w:t>
-      </w:r>
-      <w:r>
-        <w:t xml:space="preserve"> in a row, cards to </w:t>
-      </w:r>
-      <w:r>
-        <w:t>all be horizontal in the same row,</w:t>
-      </w:r>
-      <w:r>
-        <w:t xml:space="preserve"> all elements scale up to fit the viewport, and there to be no overflow. I observed that the viewport met all expectations. No revision was necessary.</w:t>
+        <w:t>To test the responsiveness, I opened the site in Fire Fox Browser. When setting responsive view to 1280, I expected the navigation to remain centered in a row, cards to all be horizontal in the same row, all elements scale up to fit the viewport, and there to be no overflow. I observed that the viewport met all expectations. No revision was necessary.</w:t>
       </w:r>
       <w:r>
         <w:br/>
@@ -478,7 +436,7 @@
           <w:noProof/>
         </w:rPr>
         <w:drawing>
-          <wp:inline distT="0" distB="0" distL="0" distR="0" wp14:anchorId="41A2E842" wp14:editId="63785DA2">
+          <wp:inline distT="0" distB="0" distL="0" distR="0" wp14:anchorId="41A2E842" wp14:editId="26AADB94">
             <wp:extent cx="4701654" cy="3416736"/>
             <wp:effectExtent l="0" t="0" r="3810" b="0"/>
             <wp:docPr id="1896574953" name="Picture 13"/>
@@ -608,7 +566,7 @@
         </w:rPr>
         <w:lastRenderedPageBreak/>
         <w:drawing>
-          <wp:inline distT="0" distB="0" distL="0" distR="0" wp14:anchorId="673C0647" wp14:editId="01622A64">
+          <wp:inline distT="0" distB="0" distL="0" distR="0" wp14:anchorId="673C0647" wp14:editId="0F2201C7">
             <wp:extent cx="2251881" cy="2717653"/>
             <wp:effectExtent l="0" t="0" r="0" b="6985"/>
             <wp:docPr id="431095686" name="Picture 14"/>
@@ -654,7 +612,7 @@
           <w:noProof/>
         </w:rPr>
         <w:drawing>
-          <wp:inline distT="0" distB="0" distL="0" distR="0" wp14:anchorId="12DB26AC" wp14:editId="60142F29">
+          <wp:inline distT="0" distB="0" distL="0" distR="0" wp14:anchorId="12DB26AC" wp14:editId="7494E4FF">
             <wp:extent cx="2456597" cy="2293084"/>
             <wp:effectExtent l="0" t="0" r="1270" b="0"/>
             <wp:docPr id="2038689009" name="Picture 15"/>
@@ -707,7 +665,7 @@
           <w:noProof/>
         </w:rPr>
         <w:drawing>
-          <wp:inline distT="0" distB="0" distL="0" distR="0" wp14:anchorId="17F01D11" wp14:editId="2180AA5B">
+          <wp:inline distT="0" distB="0" distL="0" distR="0" wp14:anchorId="17F01D11" wp14:editId="14E6C80A">
             <wp:extent cx="2524204" cy="1654215"/>
             <wp:effectExtent l="0" t="0" r="9525" b="3175"/>
             <wp:docPr id="1314114418" name="Picture 16"/>
@@ -835,7 +793,7 @@
           <w:noProof/>
         </w:rPr>
         <w:drawing>
-          <wp:inline distT="0" distB="0" distL="0" distR="0" wp14:anchorId="45555340" wp14:editId="36DEF88A">
+          <wp:inline distT="0" distB="0" distL="0" distR="0" wp14:anchorId="45555340" wp14:editId="6A9FF0D3">
             <wp:extent cx="4282092" cy="3002365"/>
             <wp:effectExtent l="0" t="0" r="4445" b="7620"/>
             <wp:docPr id="1752793217" name="Picture 19"/>
@@ -1518,7 +1476,7 @@
           <w:noProof/>
         </w:rPr>
         <w:drawing>
-          <wp:inline distT="0" distB="0" distL="0" distR="0" wp14:anchorId="57E95E6A" wp14:editId="342168FF">
+          <wp:inline distT="0" distB="0" distL="0" distR="0" wp14:anchorId="57E95E6A" wp14:editId="56ED59EE">
             <wp:extent cx="2134238" cy="2620370"/>
             <wp:effectExtent l="0" t="0" r="0" b="8890"/>
             <wp:docPr id="978249037" name="Picture 29"/>
@@ -1564,7 +1522,7 @@
           <w:noProof/>
         </w:rPr>
         <w:drawing>
-          <wp:inline distT="0" distB="0" distL="0" distR="0" wp14:anchorId="35F0FD4C" wp14:editId="76E46C73">
+          <wp:inline distT="0" distB="0" distL="0" distR="0" wp14:anchorId="35F0FD4C" wp14:editId="3FF28BE3">
             <wp:extent cx="2416956" cy="2703325"/>
             <wp:effectExtent l="0" t="0" r="2540" b="1905"/>
             <wp:docPr id="720830039" name="Picture 30"/>
@@ -1747,7 +1705,7 @@
           <w:noProof/>
         </w:rPr>
         <w:drawing>
-          <wp:inline distT="0" distB="0" distL="0" distR="0" wp14:anchorId="34F9102D" wp14:editId="0FFACCB7">
+          <wp:inline distT="0" distB="0" distL="0" distR="0" wp14:anchorId="34F9102D" wp14:editId="458FFD3B">
             <wp:extent cx="2535645" cy="2593075"/>
             <wp:effectExtent l="0" t="0" r="0" b="0"/>
             <wp:docPr id="1080351192" name="Picture 31"/>
@@ -1808,7 +1766,416 @@
         <w:t xml:space="preserve"> Open the published URL in a private or signed-out browser window and verify that styles, fonts, media, links, and controls load correctly.</w:t>
       </w:r>
     </w:p>
-    <w:p/>
+    <w:p>
+      <w:pPr>
+        <w:numPr>
+          <w:ilvl w:val="1"/>
+          <w:numId w:val="2"/>
+        </w:numPr>
+      </w:pPr>
+      <w:r>
+        <w:t xml:space="preserve">I created the page for the website on GitHub and this time opened it in Google Chrome to test both the published URL and a comparable browser. I expected the test results with the published URL to be consistent with testing in Fire Fox prior to publishing the page. The first test was to ensure fonts loaded and responsive layout worked efficiently. I tested the layout sizes 320, 720, and 1280. Results were consistent with previous tests.  The fonts loaded and the layout was responsive. No revisions were needed. </w:t>
+      </w:r>
+      <w:r>
+        <w:br/>
+      </w:r>
+      <w:r>
+        <w:br/>
+      </w:r>
+      <w:r>
+        <w:rPr>
+          <w:noProof/>
+        </w:rPr>
+        <w:drawing>
+          <wp:inline distT="0" distB="0" distL="0" distR="0" wp14:anchorId="256C7CD8" wp14:editId="0EDBE5C7">
+            <wp:extent cx="1439928" cy="3559469"/>
+            <wp:effectExtent l="0" t="0" r="8255" b="3175"/>
+            <wp:docPr id="260358301" name="Picture 3"/>
+            <wp:cNvGraphicFramePr>
+              <a:graphicFrameLocks xmlns:a="http://schemas.openxmlformats.org/drawingml/2006/main" noChangeAspect="1"/>
+            </wp:cNvGraphicFramePr>
+            <a:graphic xmlns:a="http://schemas.openxmlformats.org/drawingml/2006/main">
+              <a:graphicData uri="http://schemas.openxmlformats.org/drawingml/2006/picture">
+                <pic:pic xmlns:pic="http://schemas.openxmlformats.org/drawingml/2006/picture">
+                  <pic:nvPicPr>
+                    <pic:cNvPr id="260358301" name="Picture 260358301"/>
+                    <pic:cNvPicPr/>
+                  </pic:nvPicPr>
+                  <pic:blipFill>
+                    <a:blip r:embed="rId30">
+                      <a:extLst>
+                        <a:ext uri="{28A0092B-C50C-407E-A947-70E740481C1C}">
+                          <a14:useLocalDpi xmlns:a14="http://schemas.microsoft.com/office/drawing/2010/main" val="0"/>
+                        </a:ext>
+                      </a:extLst>
+                    </a:blip>
+                    <a:stretch>
+                      <a:fillRect/>
+                    </a:stretch>
+                  </pic:blipFill>
+                  <pic:spPr>
+                    <a:xfrm>
+                      <a:off x="0" y="0"/>
+                      <a:ext cx="1449026" cy="3581960"/>
+                    </a:xfrm>
+                    <a:prstGeom prst="rect">
+                      <a:avLst/>
+                    </a:prstGeom>
+                  </pic:spPr>
+                </pic:pic>
+              </a:graphicData>
+            </a:graphic>
+          </wp:inline>
+        </w:drawing>
+      </w:r>
+      <w:r>
+        <w:rPr>
+          <w:noProof/>
+        </w:rPr>
+        <w:drawing>
+          <wp:inline distT="0" distB="0" distL="0" distR="0" wp14:anchorId="70E4D150" wp14:editId="026006BE">
+            <wp:extent cx="3125337" cy="3542716"/>
+            <wp:effectExtent l="0" t="0" r="0" b="635"/>
+            <wp:docPr id="94758694" name="Picture 2"/>
+            <wp:cNvGraphicFramePr>
+              <a:graphicFrameLocks xmlns:a="http://schemas.openxmlformats.org/drawingml/2006/main" noChangeAspect="1"/>
+            </wp:cNvGraphicFramePr>
+            <a:graphic xmlns:a="http://schemas.openxmlformats.org/drawingml/2006/main">
+              <a:graphicData uri="http://schemas.openxmlformats.org/drawingml/2006/picture">
+                <pic:pic xmlns:pic="http://schemas.openxmlformats.org/drawingml/2006/picture">
+                  <pic:nvPicPr>
+                    <pic:cNvPr id="94758694" name="Picture 94758694"/>
+                    <pic:cNvPicPr/>
+                  </pic:nvPicPr>
+                  <pic:blipFill>
+                    <a:blip r:embed="rId31">
+                      <a:extLst>
+                        <a:ext uri="{28A0092B-C50C-407E-A947-70E740481C1C}">
+                          <a14:useLocalDpi xmlns:a14="http://schemas.microsoft.com/office/drawing/2010/main" val="0"/>
+                        </a:ext>
+                      </a:extLst>
+                    </a:blip>
+                    <a:stretch>
+                      <a:fillRect/>
+                    </a:stretch>
+                  </pic:blipFill>
+                  <pic:spPr>
+                    <a:xfrm>
+                      <a:off x="0" y="0"/>
+                      <a:ext cx="3140840" cy="3560290"/>
+                    </a:xfrm>
+                    <a:prstGeom prst="rect">
+                      <a:avLst/>
+                    </a:prstGeom>
+                  </pic:spPr>
+                </pic:pic>
+              </a:graphicData>
+            </a:graphic>
+          </wp:inline>
+        </w:drawing>
+      </w:r>
+      <w:r>
+        <w:rPr>
+          <w:noProof/>
+        </w:rPr>
+        <w:drawing>
+          <wp:inline distT="0" distB="0" distL="0" distR="0" wp14:anchorId="09DD5707" wp14:editId="0559153A">
+            <wp:extent cx="2279176" cy="2252391"/>
+            <wp:effectExtent l="0" t="0" r="6985" b="0"/>
+            <wp:docPr id="49288540" name="Picture 1"/>
+            <wp:cNvGraphicFramePr>
+              <a:graphicFrameLocks xmlns:a="http://schemas.openxmlformats.org/drawingml/2006/main" noChangeAspect="1"/>
+            </wp:cNvGraphicFramePr>
+            <a:graphic xmlns:a="http://schemas.openxmlformats.org/drawingml/2006/main">
+              <a:graphicData uri="http://schemas.openxmlformats.org/drawingml/2006/picture">
+                <pic:pic xmlns:pic="http://schemas.openxmlformats.org/drawingml/2006/picture">
+                  <pic:nvPicPr>
+                    <pic:cNvPr id="49288540" name="Picture 49288540"/>
+                    <pic:cNvPicPr/>
+                  </pic:nvPicPr>
+                  <pic:blipFill>
+                    <a:blip r:embed="rId32" cstate="print">
+                      <a:extLst>
+                        <a:ext uri="{28A0092B-C50C-407E-A947-70E740481C1C}">
+                          <a14:useLocalDpi xmlns:a14="http://schemas.microsoft.com/office/drawing/2010/main" val="0"/>
+                        </a:ext>
+                      </a:extLst>
+                    </a:blip>
+                    <a:stretch>
+                      <a:fillRect/>
+                    </a:stretch>
+                  </pic:blipFill>
+                  <pic:spPr>
+                    <a:xfrm>
+                      <a:off x="0" y="0"/>
+                      <a:ext cx="2291149" cy="2264223"/>
+                    </a:xfrm>
+                    <a:prstGeom prst="rect">
+                      <a:avLst/>
+                    </a:prstGeom>
+                  </pic:spPr>
+                </pic:pic>
+              </a:graphicData>
+            </a:graphic>
+          </wp:inline>
+        </w:drawing>
+      </w:r>
+      <w:r>
+        <w:rPr>
+          <w:noProof/>
+        </w:rPr>
+        <w:drawing>
+          <wp:inline distT="0" distB="0" distL="0" distR="0" wp14:anchorId="1356627C" wp14:editId="3B068CEC">
+            <wp:extent cx="2626354" cy="1201220"/>
+            <wp:effectExtent l="0" t="0" r="3175" b="0"/>
+            <wp:docPr id="340815021" name="Picture 4"/>
+            <wp:cNvGraphicFramePr>
+              <a:graphicFrameLocks xmlns:a="http://schemas.openxmlformats.org/drawingml/2006/main" noChangeAspect="1"/>
+            </wp:cNvGraphicFramePr>
+            <a:graphic xmlns:a="http://schemas.openxmlformats.org/drawingml/2006/main">
+              <a:graphicData uri="http://schemas.openxmlformats.org/drawingml/2006/picture">
+                <pic:pic xmlns:pic="http://schemas.openxmlformats.org/drawingml/2006/picture">
+                  <pic:nvPicPr>
+                    <pic:cNvPr id="340815021" name="Picture 340815021"/>
+                    <pic:cNvPicPr/>
+                  </pic:nvPicPr>
+                  <pic:blipFill>
+                    <a:blip r:embed="rId33" cstate="print">
+                      <a:extLst>
+                        <a:ext uri="{28A0092B-C50C-407E-A947-70E740481C1C}">
+                          <a14:useLocalDpi xmlns:a14="http://schemas.microsoft.com/office/drawing/2010/main" val="0"/>
+                        </a:ext>
+                      </a:extLst>
+                    </a:blip>
+                    <a:stretch>
+                      <a:fillRect/>
+                    </a:stretch>
+                  </pic:blipFill>
+                  <pic:spPr>
+                    <a:xfrm>
+                      <a:off x="0" y="0"/>
+                      <a:ext cx="2648132" cy="1211181"/>
+                    </a:xfrm>
+                    <a:prstGeom prst="rect">
+                      <a:avLst/>
+                    </a:prstGeom>
+                  </pic:spPr>
+                </pic:pic>
+              </a:graphicData>
+            </a:graphic>
+          </wp:inline>
+        </w:drawing>
+      </w:r>
+    </w:p>
+    <w:p>
+      <w:pPr>
+        <w:numPr>
+          <w:ilvl w:val="1"/>
+          <w:numId w:val="2"/>
+        </w:numPr>
+      </w:pPr>
+      <w:r>
+        <w:lastRenderedPageBreak/>
+        <w:t xml:space="preserve">I then tested the keyboard functions and link functionality by pressing tab and using arrows to navigate through the site and pressed all of the link. I expected all tests to maintain consistency with previous ones. I confirmed that all links are functioning, the visual focus indicator is present, and highlighted links and inputs still have an outline when hovering. </w:t>
+      </w:r>
+      <w:r>
+        <w:tab/>
+      </w:r>
+      <w:r>
+        <w:tab/>
+      </w:r>
+      <w:r>
+        <w:br/>
+      </w:r>
+      <w:r>
+        <w:br/>
+        <w:t>Hover working and other theme is functioning properly.</w:t>
+      </w:r>
+      <w:r>
+        <w:br/>
+      </w:r>
+      <w:r>
+        <w:rPr>
+          <w:noProof/>
+        </w:rPr>
+        <w:drawing>
+          <wp:inline distT="0" distB="0" distL="0" distR="0" wp14:anchorId="3713D0EF" wp14:editId="2E224B0D">
+            <wp:extent cx="2197290" cy="1821215"/>
+            <wp:effectExtent l="0" t="0" r="0" b="7620"/>
+            <wp:docPr id="1680985170" name="Picture 5"/>
+            <wp:cNvGraphicFramePr>
+              <a:graphicFrameLocks xmlns:a="http://schemas.openxmlformats.org/drawingml/2006/main" noChangeAspect="1"/>
+            </wp:cNvGraphicFramePr>
+            <a:graphic xmlns:a="http://schemas.openxmlformats.org/drawingml/2006/main">
+              <a:graphicData uri="http://schemas.openxmlformats.org/drawingml/2006/picture">
+                <pic:pic xmlns:pic="http://schemas.openxmlformats.org/drawingml/2006/picture">
+                  <pic:nvPicPr>
+                    <pic:cNvPr id="1680985170" name="Picture 1680985170"/>
+                    <pic:cNvPicPr/>
+                  </pic:nvPicPr>
+                  <pic:blipFill>
+                    <a:blip r:embed="rId34" cstate="print">
+                      <a:extLst>
+                        <a:ext uri="{28A0092B-C50C-407E-A947-70E740481C1C}">
+                          <a14:useLocalDpi xmlns:a14="http://schemas.microsoft.com/office/drawing/2010/main" val="0"/>
+                        </a:ext>
+                      </a:extLst>
+                    </a:blip>
+                    <a:stretch>
+                      <a:fillRect/>
+                    </a:stretch>
+                  </pic:blipFill>
+                  <pic:spPr>
+                    <a:xfrm>
+                      <a:off x="0" y="0"/>
+                      <a:ext cx="2208030" cy="1830117"/>
+                    </a:xfrm>
+                    <a:prstGeom prst="rect">
+                      <a:avLst/>
+                    </a:prstGeom>
+                  </pic:spPr>
+                </pic:pic>
+              </a:graphicData>
+            </a:graphic>
+          </wp:inline>
+        </w:drawing>
+      </w:r>
+      <w:r>
+        <w:br/>
+      </w:r>
+      <w:r>
+        <w:br/>
+        <w:t>Visual focus indicator present (on the Yes radius button).</w:t>
+      </w:r>
+      <w:r>
+        <w:br/>
+      </w:r>
+      <w:r>
+        <w:rPr>
+          <w:noProof/>
+        </w:rPr>
+        <w:drawing>
+          <wp:inline distT="0" distB="0" distL="0" distR="0" wp14:anchorId="2DC35354" wp14:editId="42B9A10E">
+            <wp:extent cx="2565779" cy="1855810"/>
+            <wp:effectExtent l="0" t="0" r="6350" b="0"/>
+            <wp:docPr id="993272925" name="Picture 6"/>
+            <wp:cNvGraphicFramePr>
+              <a:graphicFrameLocks xmlns:a="http://schemas.openxmlformats.org/drawingml/2006/main" noChangeAspect="1"/>
+            </wp:cNvGraphicFramePr>
+            <a:graphic xmlns:a="http://schemas.openxmlformats.org/drawingml/2006/main">
+              <a:graphicData uri="http://schemas.openxmlformats.org/drawingml/2006/picture">
+                <pic:pic xmlns:pic="http://schemas.openxmlformats.org/drawingml/2006/picture">
+                  <pic:nvPicPr>
+                    <pic:cNvPr id="993272925" name="Picture 993272925"/>
+                    <pic:cNvPicPr/>
+                  </pic:nvPicPr>
+                  <pic:blipFill>
+                    <a:blip r:embed="rId35">
+                      <a:extLst>
+                        <a:ext uri="{28A0092B-C50C-407E-A947-70E740481C1C}">
+                          <a14:useLocalDpi xmlns:a14="http://schemas.microsoft.com/office/drawing/2010/main" val="0"/>
+                        </a:ext>
+                      </a:extLst>
+                    </a:blip>
+                    <a:stretch>
+                      <a:fillRect/>
+                    </a:stretch>
+                  </pic:blipFill>
+                  <pic:spPr>
+                    <a:xfrm>
+                      <a:off x="0" y="0"/>
+                      <a:ext cx="2571504" cy="1859951"/>
+                    </a:xfrm>
+                    <a:prstGeom prst="rect">
+                      <a:avLst/>
+                    </a:prstGeom>
+                  </pic:spPr>
+                </pic:pic>
+              </a:graphicData>
+            </a:graphic>
+          </wp:inline>
+        </w:drawing>
+      </w:r>
+      <w:r>
+        <w:br/>
+      </w:r>
+    </w:p>
+    <w:p>
+      <w:pPr>
+        <w:numPr>
+          <w:ilvl w:val="1"/>
+          <w:numId w:val="2"/>
+        </w:numPr>
+      </w:pPr>
+      <w:r>
+        <w:t xml:space="preserve">Lastly, I tested content clarity and resolution at 200% zoom. I expected the content to maintain its high resolution. After zooming in 200%, I confirmed that the image quality and test are clear and the site is still navigational. </w:t>
+      </w:r>
+      <w:r>
+        <w:t xml:space="preserve"> (Screenshot on next page.)</w:t>
+      </w:r>
+      <w:r>
+        <w:br/>
+      </w:r>
+      <w:r>
+        <w:rPr>
+          <w:noProof/>
+        </w:rPr>
+        <w:lastRenderedPageBreak/>
+        <w:drawing>
+          <wp:inline distT="0" distB="0" distL="0" distR="0" wp14:anchorId="670EE4F5" wp14:editId="48825A2D">
+            <wp:extent cx="3152633" cy="2896601"/>
+            <wp:effectExtent l="0" t="0" r="0" b="0"/>
+            <wp:docPr id="503854517" name="Picture 7"/>
+            <wp:cNvGraphicFramePr>
+              <a:graphicFrameLocks xmlns:a="http://schemas.openxmlformats.org/drawingml/2006/main" noChangeAspect="1"/>
+            </wp:cNvGraphicFramePr>
+            <a:graphic xmlns:a="http://schemas.openxmlformats.org/drawingml/2006/main">
+              <a:graphicData uri="http://schemas.openxmlformats.org/drawingml/2006/picture">
+                <pic:pic xmlns:pic="http://schemas.openxmlformats.org/drawingml/2006/picture">
+                  <pic:nvPicPr>
+                    <pic:cNvPr id="503854517" name="Picture 503854517"/>
+                    <pic:cNvPicPr/>
+                  </pic:nvPicPr>
+                  <pic:blipFill rotWithShape="1">
+                    <a:blip r:embed="rId36" cstate="print">
+                      <a:extLst>
+                        <a:ext uri="{28A0092B-C50C-407E-A947-70E740481C1C}">
+                          <a14:useLocalDpi xmlns:a14="http://schemas.microsoft.com/office/drawing/2010/main" val="0"/>
+                        </a:ext>
+                      </a:extLst>
+                    </a:blip>
+                    <a:srcRect r="21010"/>
+                    <a:stretch>
+                      <a:fillRect/>
+                    </a:stretch>
+                  </pic:blipFill>
+                  <pic:spPr bwMode="auto">
+                    <a:xfrm>
+                      <a:off x="0" y="0"/>
+                      <a:ext cx="3196373" cy="2936789"/>
+                    </a:xfrm>
+                    <a:prstGeom prst="rect">
+                      <a:avLst/>
+                    </a:prstGeom>
+                    <a:ln>
+                      <a:noFill/>
+                    </a:ln>
+                    <a:extLst>
+                      <a:ext uri="{53640926-AAD7-44D8-BBD7-CCE9431645EC}">
+                        <a14:shadowObscured xmlns:a14="http://schemas.microsoft.com/office/drawing/2010/main"/>
+                      </a:ext>
+                    </a:extLst>
+                  </pic:spPr>
+                </pic:pic>
+              </a:graphicData>
+            </a:graphic>
+          </wp:inline>
+        </w:drawing>
+      </w:r>
+      <w:r>
+        <w:br/>
+      </w:r>
+    </w:p>
     <w:sectPr>
       <w:pgSz w:w="12240" w:h="15840"/>
       <w:pgMar w:top="1440" w:right="1440" w:bottom="1440" w:left="1440" w:header="720" w:footer="720" w:gutter="0"/>
@@ -2695,6 +3062,7 @@
   <w:style w:type="character" w:default="1" w:styleId="DefaultParagraphFont">
     <w:name w:val="Default Paragraph Font"/>
     <w:uiPriority w:val="1"/>
+    <w:semiHidden/>
     <w:unhideWhenUsed/>
   </w:style>
   <w:style w:type="table" w:default="1" w:styleId="TableNormal">
